--- a/개인/취업·경력/이력서 (경력용).docx
+++ b/개인/취업·경력/이력서 (경력용).docx
@@ -229,6 +229,10 @@
               <w:bottom w:val="single" w:sz="6" w:space="0" w:color="C9D2DD"/>
               <w:right w:val="single" w:sz="6" w:space="0" w:color="C9D2DD"/>
             </w:tcBorders>
+            <w:tcMar>
+              <w:left w:w="0" w:type="dxa"/>
+              <w:right w:w="0" w:type="dxa"/>
+            </w:tcMar>
             <w:vAlign w:val="center"/>
           </w:tcPr>
           <w:p>
